--- a/thesis/doc/DacTaYeuCau_HeThongThiVictory_TranHoangLong.docx
+++ b/thesis/doc/DacTaYeuCau_HeThongThiVictory_TranHoangLong.docx
@@ -1206,7 +1206,7 @@
         <w:jc w:val="both"/>
       </w:pPr>
       <w:r>
-        <w:t>Cột Trạng thái phản ánh tiến độ ngày 18/10/2026: "Đã làm" là đã có trong mã nguồn kèm kiểm thử tự động; "Sprint n" là sprint dự kiến thực hiện.</w:t>
+        <w:t>Cột Trạng thái phản ánh tiến độ ngày 18/10/2026 (đã gồm các việc của Sprint 3): "Đã làm" là đã có trong mã nguồn kèm kiểm thử tự động; "Sprint n" là sprint dự kiến thực hiện.</w:t>
       </w:r>
     </w:p>
     <w:p>
@@ -1928,7 +1928,7 @@
               <w:rPr>
                 <w:sz w:val="24"/>
               </w:rPr>
-              <w:t>Thi trong Safe Exam Browser.</w:t>
+              <w:t>Thi trong Safe Exam Browser: kỳ thi đặt Config Key thì chỉ SEB với đúng cấu hình mới đăng nhập và làm bài được.</w:t>
             </w:r>
           </w:p>
         </w:tc>
@@ -1949,7 +1949,7 @@
               <w:rPr>
                 <w:sz w:val="24"/>
               </w:rPr>
-              <w:t>Sprint 3</w:t>
+              <w:t>Đã làm</w:t>
             </w:r>
           </w:p>
         </w:tc>
@@ -2480,7 +2480,7 @@
               <w:rPr>
                 <w:sz w:val="24"/>
               </w:rPr>
-              <w:t>Xem và xử lý cảnh báo vi phạm do Safe Exam Browser gửi.</w:t>
+              <w:t>Xem cột Warnings (tam giác như Inspera): không dùng SEB, mất kết nối, đồng hồ máy lệch; xem chi tiết và đánh dấu đã xử lý.</w:t>
             </w:r>
           </w:p>
         </w:tc>
@@ -2501,7 +2501,7 @@
               <w:rPr>
                 <w:sz w:val="24"/>
               </w:rPr>
-              <w:t>Sprint 3</w:t>
+              <w:t>Đã làm</w:t>
             </w:r>
           </w:p>
         </w:tc>
@@ -3064,7 +3064,7 @@
               <w:rPr>
                 <w:sz w:val="24"/>
               </w:rPr>
-              <w:t>Mảng đề thi: sửa đề trên web (part, nhóm câu, câu hỏi, đáp án, hình, audio).</w:t>
+              <w:t>Mảng đề thi: sửa đề nháp trên web (tiêu đề, part, đoạn văn, nhóm câu, câu hỏi, lựa chọn, đáp án, điểm, thay file nghe).</w:t>
             </w:r>
           </w:p>
         </w:tc>
@@ -3085,7 +3085,7 @@
               <w:rPr>
                 <w:sz w:val="24"/>
               </w:rPr>
-              <w:t>Sprint 3</w:t>
+              <w:t>Đã làm</w:t>
             </w:r>
           </w:p>
         </w:tc>
@@ -3259,7 +3259,7 @@
               <w:rPr>
                 <w:sz w:val="24"/>
               </w:rPr>
-              <w:t>Mảng trung tâm: đổi tên và logo trung tâm.</w:t>
+              <w:t>Mảng trung tâm: đổi tên và logo trung tâm (PNG, tối đa 1 MB).</w:t>
             </w:r>
           </w:p>
         </w:tc>
@@ -3280,7 +3280,7 @@
               <w:rPr>
                 <w:sz w:val="24"/>
               </w:rPr>
-              <w:t>Sprint 3</w:t>
+              <w:t>Đã làm</w:t>
             </w:r>
           </w:p>
         </w:tc>
@@ -3908,7 +3908,7 @@
               <w:rPr>
                 <w:sz w:val="24"/>
               </w:rPr>
-              <w:t>Máy chủ kiểm tra khoá cấu hình (Browser Exam Key) trước khi cho vào thi.</w:t>
+              <w:t>Máy chủ kiểm tra X-SafeExamBrowser-ConfigKeyHash (SHA-256 của URL + Config Key) trên mọi yêu cầu của thí sinh.</w:t>
             </w:r>
           </w:p>
         </w:tc>
@@ -3929,7 +3929,7 @@
               <w:rPr>
                 <w:sz w:val="24"/>
               </w:rPr>
-              <w:t>Sprint 3</w:t>
+              <w:t>Đã làm</w:t>
             </w:r>
           </w:p>
         </w:tc>
@@ -3994,7 +3994,7 @@
               <w:rPr>
                 <w:sz w:val="24"/>
               </w:rPr>
-              <w:t>Sprint 3</w:t>
+              <w:t>Đã làm</w:t>
             </w:r>
           </w:p>
         </w:tc>

--- a/thesis/doc/DacTaYeuCau_HeThongThiVictory_TranHoangLong.docx
+++ b/thesis/doc/DacTaYeuCau_HeThongThiVictory_TranHoangLong.docx
@@ -1206,7 +1206,7 @@
         <w:jc w:val="both"/>
       </w:pPr>
       <w:r>
-        <w:t>Cột Trạng thái phản ánh tiến độ ngày 18/10/2026 (đã gồm các việc của Sprint 3): "Đã làm" là đã có trong mã nguồn kèm kiểm thử tự động; "Sprint n" là sprint dự kiến thực hiện.</w:t>
+        <w:t>Cột Trạng thái phản ánh tiến độ ngày 19/10/2026 (đã gồm các việc của Sprint 3): "Đã làm" là đã có trong mã nguồn kèm kiểm thử tự động; "Sprint n" là sprint dự kiến thực hiện.</w:t>
       </w:r>
     </w:p>
     <w:p>
@@ -2480,7 +2480,7 @@
               <w:rPr>
                 <w:sz w:val="24"/>
               </w:rPr>
-              <w:t>Xem cột Warnings (tam giác như Inspera): không dùng SEB, mất kết nối, đồng hồ máy lệch; xem chi tiết và đánh dấu đã xử lý.</w:t>
+              <w:t>Xem cột Warnings (tam giác như Inspera): không dùng SEB, mất kết nối, đồng hồ máy lệch, làm trước khi giám thị báo bắt đầu (nút Announce start); xem chi tiết và đánh dấu đã xử lý.</w:t>
             </w:r>
           </w:p>
         </w:tc>
@@ -3064,7 +3064,7 @@
               <w:rPr>
                 <w:sz w:val="24"/>
               </w:rPr>
-              <w:t>Mảng đề thi: sửa đề nháp trên web (tiêu đề, part, đoạn văn, nhóm câu, câu hỏi, lựa chọn, đáp án, điểm, thay file nghe).</w:t>
+              <w:t>Mảng đề thi: viết cả đề A2 trên web (đề trắng theo khung A2) và sửa đề nháp (tiêu đề, part, đoạn văn, nhóm câu, câu hỏi, lựa chọn, đáp án, điểm, hình, file nghe); không xuất bản được khi còn chỗ chưa viết.</w:t>
             </w:r>
           </w:p>
         </w:tc>
